--- a/reports/six-goals-functional-tz-2026-07-20/tz-g3-2-for-igor.docx
+++ b/reports/six-goals-functional-tz-2026-07-20/tz-g3-2-for-igor.docx
@@ -1161,7 +1161,7 @@
           <w:color w:val="17202A"/>
           <w:sz w:val="22"/>
         </w:rPr>
-        <w:t>Country/city используют регион как hard scope: в региональную выдачу входят только Эксперты, явно связанные с выбранной страной или городом. Общий dashboard не использует географию как hard scope; регион ограничивает общий каталог только после явно выбранного пользователем географического фильтра.</w:t>
+        <w:t>Country/city сначала используют регион как hard scope: в первичную региональную выдачу входят только Эксперты, явно связанные с выбранной страной или городом. Если после применения остальных выбранных фильтров в этом регионе нет ни одной eligible анкеты, разрешён только явный безопасный fallback в общий eligible pool с теми же негеографическими фильтрами. В этом случае страница показывает плашку «В выбранном регионе пока нет Экспертов» и не создаёт региональное уведомление; readback сохраняет regional_result_count=0 и fallback_scope=general. Общий dashboard не использует географию как hard scope, а региональный fallback применяется только на country/city surface.</w:t>
       </w:r>
     </w:p>
     <w:p>
@@ -4737,7 +4737,7 @@
           <w:color w:val="17202A"/>
           <w:sz w:val="22"/>
         </w:rPr>
-        <w:t>Нет результата — не повод показывать Экспертов, не относящихся к выбранному regional scope.</w:t>
+        <w:t>Если региональный результат пуст, G3.2 запрашивает общий eligible pool с теми же негеографическими фильтрами, показывает плашку о нулевом региональном результате и фиксирует страну/город в regions_without_experts. Общие анкеты не выдаются за локальные; если общий pool пуст, показывается обычный empty state без фиктивных данных.</w:t>
       </w:r>
     </w:p>
     <w:p>
@@ -8002,7 +8002,7 @@
           <w:color w:val="17202A"/>
           <w:sz w:val="22"/>
         </w:rPr>
-        <w:t>Country/city has zero experts — empty state, not cross-region leakage.</w:t>
+        <w:t>Country/city has zero regional experts — show the explicit regional-empty banner and the same-filter general eligible pool; never imply that fallback profiles belong to the selected region.</w:t>
       </w:r>
     </w:p>
     <w:p>
@@ -8110,7 +8110,7 @@
           <w:color w:val="17202A"/>
           <w:sz w:val="22"/>
         </w:rPr>
-        <w:t>Country/city scope не пропускает чужой регион.</w:t>
+        <w:t>Country/city сначала применяет региональный scope; при нулевом regional result допускается только явный general fallback с banner/readback и без утверждения локальной принадлежности.</w:t>
       </w:r>
     </w:p>
     <w:p>
@@ -8348,7 +8348,7 @@
           <w:color w:val="17202A"/>
           <w:sz w:val="22"/>
         </w:rPr>
-        <w:t>Empty result не расширяется скрыто.</w:t>
+        <w:t>Empty regional result не расширяется скрыто: fallback в general pool возможен только с явным banner, reason/readback и сохранением остальных фильтров.</w:t>
       </w:r>
     </w:p>
     <w:p>
@@ -9507,7 +9507,7 @@
           <w:color w:val="17202A"/>
           <w:sz w:val="22"/>
         </w:rPr>
-        <w:t>Версия: 1.0.</w:t>
+        <w:t>Версия: 1.1.</w:t>
       </w:r>
     </w:p>
     <w:p>
@@ -9530,7 +9530,7 @@
           <w:color w:val="17202A"/>
           <w:sz w:val="22"/>
         </w:rPr>
-        <w:t>Дата: 2026-07-29.</w:t>
+        <w:t>Дата: 2026-08-05.</w:t>
       </w:r>
     </w:p>
     <w:sectPr>
